--- a/002-maze-madness/worksheets/week1.docx
+++ b/002-maze-madness/worksheets/week1.docx
@@ -13,7 +13,7 @@
           <w:b/>
           <w:sz w:val="40"/>
         </w:rPr>
-        <w:t>🔁 M002 Week 1 — English Worksheet</w:t>
+        <w:t>🌀 M002 Week 1 — While Loop</w:t>
       </w:r>
     </w:p>
     <w:p>
@@ -28,7 +28,7 @@
         <w:t>Topic:</w:t>
       </w:r>
       <w:r>
-        <w:t xml:space="preserve"> While Loops — Move Until You Hit a Wall · </w:t>
+        <w:t xml:space="preserve"> Repeat Until a Wall · </w:t>
       </w:r>
       <w:r>
         <w:rPr>
@@ -43,10 +43,19 @@
         <w:rPr>
           <w:b/>
         </w:rPr>
+        <w:t>Level:</w:t>
+      </w:r>
+      <w:r>
+        <w:t xml:space="preserve"> Advanced · </w:t>
+      </w:r>
+      <w:r>
+        <w:rPr>
+          <w:b/>
+        </w:rPr>
         <w:t>Time:</w:t>
       </w:r>
       <w:r>
-        <w:t xml:space="preserve"> about 45 minutes</w:t>
+        <w:t xml:space="preserve"> about 55 minutes</w:t>
       </w:r>
     </w:p>
     <w:p>
@@ -55,16 +64,7 @@
         <w:keepLines/>
       </w:pPr>
       <w:r>
-        <w:t xml:space="preserve">This week your agent uses a </w:t>
-      </w:r>
-      <w:r>
-        <w:rPr>
-          <w:b/>
-        </w:rPr>
-        <w:t>while loop</w:t>
-      </w:r>
-      <w:r>
-        <w:t xml:space="preserve"> to keep moving forward until it hits a wall.</w:t>
+        <w:t>A while loop checks, then runs the body, then checks again. It stops when the check is false.</w:t>
       </w:r>
     </w:p>
     <w:p>
@@ -80,16 +80,7 @@
           <w:color w:val="1A4D2E"/>
           <w:sz w:val="30"/>
         </w:rPr>
-        <w:t>1 · Predict 🔮</w:t>
-      </w:r>
-    </w:p>
-    <w:p>
-      <w:pPr>
-        <w:keepNext/>
-        <w:keepLines/>
-      </w:pPr>
-      <w:r>
-        <w:t>Read each set of steps. Before you imagine the agent doing it, write what you think will happen.</w:t>
+        <w:t>1 · Trace the Loop 🔮</w:t>
       </w:r>
     </w:p>
     <w:p>
@@ -105,9 +96,9 @@
           <w:rFonts w:ascii="Consolas" w:hAnsi="Consolas" w:cs="Consolas"/>
           <w:sz w:val="21"/>
         </w:rPr>
-        <w:t>while no wall ahead:</w:t>
+        <w:t>while not agent.detect(BLOCK, FORWARD):</w:t>
         <w:br/>
-        <w:t xml:space="preserve">    move forward</w:t>
+        <w:t xml:space="preserve">    agent.move(FORWARD, 1)</w:t>
       </w:r>
     </w:p>
     <w:p>
@@ -119,179 +110,7 @@
         <w:rPr>
           <w:b/>
         </w:rPr>
-        <w:t>When does the agent stop? Why?</w:t>
-      </w:r>
-    </w:p>
-    <w:p>
-      <w:pPr>
-        <w:spacing w:after="0" w:before="0" w:line="520" w:lineRule="exact"/>
-        <w:keepNext/>
-        <w:keepLines/>
-        <w:pBdr>
-          <w:bottom w:val="single" w:sz="6" w:space="1" w:color="C9C9C9"/>
-        </w:pBdr>
-      </w:pPr>
-      <w:r>
-        <w:t xml:space="preserve"> </w:t>
-      </w:r>
-    </w:p>
-    <w:p>
-      <w:pPr>
-        <w:spacing w:after="0" w:before="0" w:line="520" w:lineRule="exact"/>
-        <w:keepNext/>
-        <w:keepLines/>
-        <w:pBdr>
-          <w:bottom w:val="single" w:sz="6" w:space="1" w:color="C9C9C9"/>
-        </w:pBdr>
-      </w:pPr>
-      <w:r>
-        <w:t xml:space="preserve"> </w:t>
-      </w:r>
-    </w:p>
-    <w:p>
-      <w:pPr>
-        <w:spacing w:after="0" w:before="0" w:line="520" w:lineRule="exact"/>
-        <w:keepNext/>
-        <w:keepLines/>
-        <w:pBdr>
-          <w:bottom w:val="single" w:sz="6" w:space="1" w:color="C9C9C9"/>
-        </w:pBdr>
-      </w:pPr>
-      <w:r>
-        <w:t xml:space="preserve"> </w:t>
-      </w:r>
-    </w:p>
-    <w:p>
-      <w:pPr>
-        <w:spacing w:after="0" w:before="0" w:line="520" w:lineRule="exact"/>
-        <w:keepNext w:val="0"/>
-        <w:keepLines/>
-        <w:pBdr>
-          <w:bottom w:val="single" w:sz="6" w:space="1" w:color="C9C9C9"/>
-        </w:pBdr>
-      </w:pPr>
-      <w:r>
-        <w:t xml:space="preserve"> </w:t>
-      </w:r>
-    </w:p>
-    <w:p>
-      <w:pPr>
-        <w:spacing w:before="40" w:after="160"/>
-        <w:ind w:left="288"/>
-        <w:keepNext/>
-        <w:keepLines/>
-        <w:shd w:val="clear" w:fill="F4F4F4"/>
-      </w:pPr>
-      <w:r>
-        <w:rPr>
-          <w:rFonts w:ascii="Consolas" w:hAnsi="Consolas" w:cs="Consolas"/>
-          <w:sz w:val="21"/>
-        </w:rPr>
-        <w:t>move forward</w:t>
-        <w:br/>
-        <w:t>move forward</w:t>
-        <w:br/>
-        <w:t>move forward</w:t>
-      </w:r>
-    </w:p>
-    <w:p>
-      <w:pPr>
-        <w:keepNext/>
-        <w:keepLines/>
-      </w:pPr>
-      <w:r>
-        <w:rPr>
-          <w:b/>
-        </w:rPr>
-        <w:t>How is this different from the while loop above? What if the wall is only 2 steps away?</w:t>
-      </w:r>
-    </w:p>
-    <w:p>
-      <w:pPr>
-        <w:spacing w:after="0" w:before="0" w:line="520" w:lineRule="exact"/>
-        <w:keepNext/>
-        <w:keepLines/>
-        <w:pBdr>
-          <w:bottom w:val="single" w:sz="6" w:space="1" w:color="C9C9C9"/>
-        </w:pBdr>
-      </w:pPr>
-      <w:r>
-        <w:t xml:space="preserve"> </w:t>
-      </w:r>
-    </w:p>
-    <w:p>
-      <w:pPr>
-        <w:spacing w:after="0" w:before="0" w:line="520" w:lineRule="exact"/>
-        <w:keepNext/>
-        <w:keepLines/>
-        <w:pBdr>
-          <w:bottom w:val="single" w:sz="6" w:space="1" w:color="C9C9C9"/>
-        </w:pBdr>
-      </w:pPr>
-      <w:r>
-        <w:t xml:space="preserve"> </w:t>
-      </w:r>
-    </w:p>
-    <w:p>
-      <w:pPr>
-        <w:spacing w:after="0" w:before="0" w:line="520" w:lineRule="exact"/>
-        <w:keepNext/>
-        <w:keepLines/>
-        <w:pBdr>
-          <w:bottom w:val="single" w:sz="6" w:space="1" w:color="C9C9C9"/>
-        </w:pBdr>
-      </w:pPr>
-      <w:r>
-        <w:t xml:space="preserve"> </w:t>
-      </w:r>
-    </w:p>
-    <w:p>
-      <w:pPr>
-        <w:spacing w:after="0" w:before="0" w:line="520" w:lineRule="exact"/>
-        <w:keepNext w:val="0"/>
-        <w:keepLines/>
-        <w:pBdr>
-          <w:bottom w:val="single" w:sz="6" w:space="1" w:color="C9C9C9"/>
-        </w:pBdr>
-      </w:pPr>
-      <w:r>
-        <w:t xml:space="preserve"> </w:t>
-      </w:r>
-    </w:p>
-    <w:p>
-      <w:pPr>
-        <w:spacing w:before="40" w:after="160"/>
-        <w:ind w:left="288"/>
-        <w:keepNext/>
-        <w:keepLines/>
-        <w:shd w:val="clear" w:fill="F4F4F4"/>
-      </w:pPr>
-      <w:r>
-        <w:rPr>
-          <w:rFonts w:ascii="Consolas" w:hAnsi="Consolas" w:cs="Consolas"/>
-          <w:sz w:val="21"/>
-        </w:rPr>
-        <w:t>while no wall ahead:</w:t>
-        <w:br/>
-        <w:t xml:space="preserve">    move forward</w:t>
-        <w:br/>
-        <w:t>turn right</w:t>
-        <w:br/>
-        <w:t>while no wall ahead:</w:t>
-        <w:br/>
-        <w:t xml:space="preserve">    move forward</w:t>
-      </w:r>
-    </w:p>
-    <w:p>
-      <w:pPr>
-        <w:keepNext/>
-        <w:keepLines/>
-      </w:pPr>
-      <w:r>
-        <w:rPr>
-          <w:b/>
-        </w:rPr>
-        <w:t>The agent finishes the first while loop. What happens next?</w:t>
+        <w:t>The wall is 5 steps ahead. How many moves? When does the loop end?</w:t>
       </w:r>
     </w:p>
     <w:p>
@@ -359,7 +178,7 @@
           <w:color w:val="1A4D2E"/>
           <w:sz w:val="30"/>
         </w:rPr>
-        <w:t>2 · Spot the Bug 🐛</w:t>
+        <w:t>2 · Read the API 📖</w:t>
       </w:r>
     </w:p>
     <w:p>
@@ -368,16 +187,76 @@
         <w:keepLines/>
       </w:pPr>
       <w:r>
-        <w:t xml:space="preserve">Each block of code below was meant to do something, but it is broken. Read what the code is </w:t>
+        <w:t>| Call | What it does |</w:t>
+      </w:r>
+    </w:p>
+    <w:p>
+      <w:pPr>
+        <w:keepNext/>
+        <w:keepLines/>
+      </w:pPr>
+      <w:r>
+        <w:t>|------|--------------|</w:t>
+      </w:r>
+    </w:p>
+    <w:p>
+      <w:pPr>
+        <w:keepNext/>
+        <w:keepLines/>
+      </w:pPr>
+      <w:r>
+        <w:t xml:space="preserve">| </w:t>
       </w:r>
       <w:r>
         <w:rPr>
-          <w:b/>
+          <w:rFonts w:ascii="Consolas" w:hAnsi="Consolas" w:cs="Consolas"/>
+          <w:sz w:val="21"/>
+          <w:shd w:val="clear" w:fill="EEEEEE"/>
         </w:rPr>
-        <w:t>supposed</w:t>
+        <w:t>agent.detect(BLOCK, FORWARD)</w:t>
       </w:r>
       <w:r>
-        <w:t xml:space="preserve"> to do, then rewrite it so it works. After that, explain why the original was wrong and why your fix works.</w:t>
+        <w:t xml:space="preserve"> | true if a wall is ahead |</w:t>
+      </w:r>
+    </w:p>
+    <w:p>
+      <w:pPr>
+        <w:keepNext/>
+        <w:keepLines/>
+      </w:pPr>
+      <w:r>
+        <w:t xml:space="preserve">| </w:t>
+      </w:r>
+      <w:r>
+        <w:rPr>
+          <w:rFonts w:ascii="Consolas" w:hAnsi="Consolas" w:cs="Consolas"/>
+          <w:sz w:val="21"/>
+          <w:shd w:val="clear" w:fill="EEEEEE"/>
+        </w:rPr>
+        <w:t>agent.move(FORWARD, 1)</w:t>
+      </w:r>
+      <w:r>
+        <w:t xml:space="preserve"> | step forward once |</w:t>
+      </w:r>
+    </w:p>
+    <w:p>
+      <w:pPr>
+        <w:keepNext/>
+        <w:keepLines/>
+      </w:pPr>
+      <w:r>
+        <w:t xml:space="preserve">| </w:t>
+      </w:r>
+      <w:r>
+        <w:rPr>
+          <w:rFonts w:ascii="Consolas" w:hAnsi="Consolas" w:cs="Consolas"/>
+          <w:sz w:val="21"/>
+          <w:shd w:val="clear" w:fill="EEEEEE"/>
+        </w:rPr>
+        <w:t>agent.turn(RIGHT_TURN)</w:t>
+      </w:r>
+      <w:r>
+        <w:t xml:space="preserve"> | turn right |</w:t>
       </w:r>
     </w:p>
     <w:p>
@@ -389,77 +268,7 @@
         <w:rPr>
           <w:b/>
         </w:rPr>
-        <w:t>Bug A</w:t>
-      </w:r>
-      <w:r>
-        <w:t xml:space="preserve"> — The agent is supposed to keep moving forward </w:t>
-      </w:r>
-      <w:r>
-        <w:rPr>
-          <w:b/>
-        </w:rPr>
-        <w:t>until</w:t>
-      </w:r>
-      <w:r>
-        <w:t xml:space="preserve"> it hits a wall.</w:t>
-      </w:r>
-    </w:p>
-    <w:p>
-      <w:pPr>
-        <w:spacing w:before="40" w:after="160"/>
-        <w:ind w:left="288"/>
-        <w:keepNext/>
-        <w:keepLines/>
-        <w:shd w:val="clear" w:fill="F4F4F4"/>
-      </w:pPr>
-      <w:r>
-        <w:rPr>
-          <w:rFonts w:ascii="Consolas" w:hAnsi="Consolas" w:cs="Consolas"/>
-          <w:sz w:val="21"/>
-        </w:rPr>
-        <w:t>while wall ahead:</w:t>
-        <w:br/>
-        <w:t xml:space="preserve">    move forward</w:t>
-      </w:r>
-    </w:p>
-    <w:p>
-      <w:pPr>
-        <w:keepNext/>
-        <w:keepLines/>
-      </w:pPr>
-      <w:r>
-        <w:rPr>
-          <w:b/>
-        </w:rPr>
-        <w:t>Hint:</w:t>
-      </w:r>
-      <w:r>
-        <w:t xml:space="preserve"> the condition is backwards.</w:t>
-      </w:r>
-    </w:p>
-    <w:p>
-      <w:pPr>
-        <w:keepNext/>
-        <w:keepLines/>
-      </w:pPr>
-      <w:r>
-        <w:rPr>
-          <w:b/>
-        </w:rPr>
-        <w:t>Write the fixed code:</w:t>
-      </w:r>
-    </w:p>
-    <w:p>
-      <w:pPr>
-        <w:spacing w:after="0" w:before="0" w:line="520" w:lineRule="exact"/>
-        <w:keepNext/>
-        <w:keepLines/>
-        <w:pBdr>
-          <w:bottom w:val="single" w:sz="6" w:space="1" w:color="C9C9C9"/>
-        </w:pBdr>
-      </w:pPr>
-      <w:r>
-        <w:t xml:space="preserve"> </w:t>
+        <w:t>Why check `not agent.detect(...)` and not `agent.detect(...)`?</w:t>
       </w:r>
     </w:p>
     <w:p>
@@ -505,25 +314,61 @@
       <w:pPr>
         <w:keepNext/>
         <w:keepLines/>
+        <w:pageBreakBefore/>
+        <w:spacing w:before="40" w:after="120"/>
+      </w:pPr>
+      <w:r>
+        <w:rPr>
+          <w:b/>
+          <w:color w:val="1A4D2E"/>
+          <w:sz w:val="30"/>
+        </w:rPr>
+        <w:t>3 · Spot the Bugs 🐛</w:t>
+      </w:r>
+    </w:p>
+    <w:p>
+      <w:pPr>
+        <w:keepNext/>
+        <w:keepLines/>
       </w:pPr>
       <w:r>
         <w:rPr>
           <w:b/>
         </w:rPr>
-        <w:t>Why was it wrong? Why does your fix work?</w:t>
+        <w:t>Bug A</w:t>
+      </w:r>
+      <w:r>
+        <w:t xml:space="preserve"> — should move until the wall.</w:t>
       </w:r>
     </w:p>
     <w:p>
       <w:pPr>
-        <w:spacing w:after="0" w:before="0" w:line="520" w:lineRule="exact"/>
+        <w:spacing w:before="40" w:after="160"/>
+        <w:ind w:left="288"/>
         <w:keepNext/>
         <w:keepLines/>
-        <w:pBdr>
-          <w:bottom w:val="single" w:sz="6" w:space="1" w:color="C9C9C9"/>
-        </w:pBdr>
+        <w:shd w:val="clear" w:fill="F4F4F4"/>
       </w:pPr>
       <w:r>
-        <w:t xml:space="preserve"> </w:t>
+        <w:rPr>
+          <w:rFonts w:ascii="Consolas" w:hAnsi="Consolas" w:cs="Consolas"/>
+          <w:sz w:val="21"/>
+        </w:rPr>
+        <w:t>while agent.detect(BLOCK, FORWARD):</w:t>
+        <w:br/>
+        <w:t xml:space="preserve">    agent.move(FORWARD, 1)</w:t>
+      </w:r>
+    </w:p>
+    <w:p>
+      <w:pPr>
+        <w:keepNext/>
+        <w:keepLines/>
+      </w:pPr>
+      <w:r>
+        <w:rPr>
+          <w:b/>
+        </w:rPr>
+        <w:t>Fix it:</w:t>
       </w:r>
     </w:p>
     <w:p>
@@ -577,16 +422,7 @@
         <w:t>Bug B</w:t>
       </w:r>
       <w:r>
-        <w:t xml:space="preserve"> — The agent is supposed to move forward step by step. Right now it only checks the wall </w:t>
-      </w:r>
-      <w:r>
-        <w:rPr>
-          <w:b/>
-        </w:rPr>
-        <w:t>once</w:t>
-      </w:r>
-      <w:r>
-        <w:t>, before moving 10 steps no matter what.</w:t>
+        <w:t xml:space="preserve"> — should stop right at the wall, not crash.</w:t>
       </w:r>
     </w:p>
     <w:p>
@@ -602,27 +438,11 @@
           <w:rFonts w:ascii="Consolas" w:hAnsi="Consolas" w:cs="Consolas"/>
           <w:sz w:val="21"/>
         </w:rPr>
-        <w:t>if no wall ahead:</w:t>
+        <w:t>while not agent.detect(BLOCK, FORWARD):</w:t>
         <w:br/>
-        <w:t xml:space="preserve">    move forward</w:t>
+        <w:t xml:space="preserve">    agent.move(FORWARD, 1)</w:t>
         <w:br/>
-        <w:t xml:space="preserve">    move forward</w:t>
-        <w:br/>
-        <w:t xml:space="preserve">    move forward</w:t>
-        <w:br/>
-        <w:t xml:space="preserve">    move forward</w:t>
-        <w:br/>
-        <w:t xml:space="preserve">    move forward</w:t>
-        <w:br/>
-        <w:t xml:space="preserve">    move forward</w:t>
-        <w:br/>
-        <w:t xml:space="preserve">    move forward</w:t>
-        <w:br/>
-        <w:t xml:space="preserve">    move forward</w:t>
-        <w:br/>
-        <w:t xml:space="preserve">    move forward</w:t>
-        <w:br/>
-        <w:t xml:space="preserve">    move forward</w:t>
+        <w:t xml:space="preserve">    agent.move(FORWARD, 1)</w:t>
       </w:r>
     </w:p>
     <w:p>
@@ -634,258 +454,7 @@
         <w:rPr>
           <w:b/>
         </w:rPr>
-        <w:t>Write the fixed code using a while loop:</w:t>
-      </w:r>
-    </w:p>
-    <w:p>
-      <w:pPr>
-        <w:spacing w:after="0" w:before="0" w:line="520" w:lineRule="exact"/>
-        <w:keepNext/>
-        <w:keepLines/>
-        <w:pBdr>
-          <w:bottom w:val="single" w:sz="6" w:space="1" w:color="C9C9C9"/>
-        </w:pBdr>
-      </w:pPr>
-      <w:r>
-        <w:t xml:space="preserve"> </w:t>
-      </w:r>
-    </w:p>
-    <w:p>
-      <w:pPr>
-        <w:spacing w:after="0" w:before="0" w:line="520" w:lineRule="exact"/>
-        <w:keepNext/>
-        <w:keepLines/>
-        <w:pBdr>
-          <w:bottom w:val="single" w:sz="6" w:space="1" w:color="C9C9C9"/>
-        </w:pBdr>
-      </w:pPr>
-      <w:r>
-        <w:t xml:space="preserve"> </w:t>
-      </w:r>
-    </w:p>
-    <w:p>
-      <w:pPr>
-        <w:spacing w:after="0" w:before="0" w:line="520" w:lineRule="exact"/>
-        <w:keepNext/>
-        <w:keepLines/>
-        <w:pBdr>
-          <w:bottom w:val="single" w:sz="6" w:space="1" w:color="C9C9C9"/>
-        </w:pBdr>
-      </w:pPr>
-      <w:r>
-        <w:t xml:space="preserve"> </w:t>
-      </w:r>
-    </w:p>
-    <w:p>
-      <w:pPr>
-        <w:spacing w:after="0" w:before="0" w:line="520" w:lineRule="exact"/>
-        <w:keepNext w:val="0"/>
-        <w:keepLines/>
-        <w:pBdr>
-          <w:bottom w:val="single" w:sz="6" w:space="1" w:color="C9C9C9"/>
-        </w:pBdr>
-      </w:pPr>
-      <w:r>
-        <w:t xml:space="preserve"> </w:t>
-      </w:r>
-    </w:p>
-    <w:p>
-      <w:pPr>
-        <w:keepNext/>
-        <w:keepLines/>
-      </w:pPr>
-      <w:r>
-        <w:rPr>
-          <w:b/>
-        </w:rPr>
-        <w:t>Why was it wrong? Why does your while loop work better?</w:t>
-      </w:r>
-    </w:p>
-    <w:p>
-      <w:pPr>
-        <w:spacing w:after="0" w:before="0" w:line="520" w:lineRule="exact"/>
-        <w:keepNext/>
-        <w:keepLines/>
-        <w:pBdr>
-          <w:bottom w:val="single" w:sz="6" w:space="1" w:color="C9C9C9"/>
-        </w:pBdr>
-      </w:pPr>
-      <w:r>
-        <w:t xml:space="preserve"> </w:t>
-      </w:r>
-    </w:p>
-    <w:p>
-      <w:pPr>
-        <w:spacing w:after="0" w:before="0" w:line="520" w:lineRule="exact"/>
-        <w:keepNext/>
-        <w:keepLines/>
-        <w:pBdr>
-          <w:bottom w:val="single" w:sz="6" w:space="1" w:color="C9C9C9"/>
-        </w:pBdr>
-      </w:pPr>
-      <w:r>
-        <w:t xml:space="preserve"> </w:t>
-      </w:r>
-    </w:p>
-    <w:p>
-      <w:pPr>
-        <w:spacing w:after="0" w:before="0" w:line="520" w:lineRule="exact"/>
-        <w:keepNext/>
-        <w:keepLines/>
-        <w:pBdr>
-          <w:bottom w:val="single" w:sz="6" w:space="1" w:color="C9C9C9"/>
-        </w:pBdr>
-      </w:pPr>
-      <w:r>
-        <w:t xml:space="preserve"> </w:t>
-      </w:r>
-    </w:p>
-    <w:p>
-      <w:pPr>
-        <w:spacing w:after="0" w:before="0" w:line="520" w:lineRule="exact"/>
-        <w:keepNext w:val="0"/>
-        <w:keepLines/>
-        <w:pBdr>
-          <w:bottom w:val="single" w:sz="6" w:space="1" w:color="C9C9C9"/>
-        </w:pBdr>
-      </w:pPr>
-      <w:r>
-        <w:t xml:space="preserve"> </w:t>
-      </w:r>
-    </w:p>
-    <w:p>
-      <w:pPr>
-        <w:keepNext/>
-        <w:keepLines/>
-      </w:pPr>
-      <w:r>
-        <w:rPr>
-          <w:b/>
-        </w:rPr>
-        <w:t>Bug C</w:t>
-      </w:r>
-      <w:r>
-        <w:t xml:space="preserve"> — The agent is supposed to stop </w:t>
-      </w:r>
-      <w:r>
-        <w:rPr>
-          <w:b/>
-        </w:rPr>
-        <w:t>right in front</w:t>
-      </w:r>
-      <w:r>
-        <w:t xml:space="preserve"> of the wall, not crash into it.</w:t>
-      </w:r>
-    </w:p>
-    <w:p>
-      <w:pPr>
-        <w:spacing w:before="40" w:after="160"/>
-        <w:ind w:left="288"/>
-        <w:keepNext/>
-        <w:keepLines/>
-        <w:shd w:val="clear" w:fill="F4F4F4"/>
-      </w:pPr>
-      <w:r>
-        <w:rPr>
-          <w:rFonts w:ascii="Consolas" w:hAnsi="Consolas" w:cs="Consolas"/>
-          <w:sz w:val="21"/>
-        </w:rPr>
-        <w:t>while no wall ahead:</w:t>
-        <w:br/>
-        <w:t xml:space="preserve">    move forward</w:t>
-        <w:br/>
-        <w:t xml:space="preserve">    move forward</w:t>
-      </w:r>
-    </w:p>
-    <w:p>
-      <w:pPr>
-        <w:keepNext/>
-        <w:keepLines/>
-      </w:pPr>
-      <w:r>
-        <w:rPr>
-          <w:b/>
-        </w:rPr>
-        <w:t>Hint:</w:t>
-      </w:r>
-      <w:r>
-        <w:t xml:space="preserve"> the agent moves twice before checking again.</w:t>
-      </w:r>
-    </w:p>
-    <w:p>
-      <w:pPr>
-        <w:keepNext/>
-        <w:keepLines/>
-      </w:pPr>
-      <w:r>
-        <w:rPr>
-          <w:b/>
-        </w:rPr>
-        <w:t>Write the fixed code:</w:t>
-      </w:r>
-    </w:p>
-    <w:p>
-      <w:pPr>
-        <w:spacing w:after="0" w:before="0" w:line="520" w:lineRule="exact"/>
-        <w:keepNext/>
-        <w:keepLines/>
-        <w:pBdr>
-          <w:bottom w:val="single" w:sz="6" w:space="1" w:color="C9C9C9"/>
-        </w:pBdr>
-      </w:pPr>
-      <w:r>
-        <w:t xml:space="preserve"> </w:t>
-      </w:r>
-    </w:p>
-    <w:p>
-      <w:pPr>
-        <w:spacing w:after="0" w:before="0" w:line="520" w:lineRule="exact"/>
-        <w:keepNext/>
-        <w:keepLines/>
-        <w:pBdr>
-          <w:bottom w:val="single" w:sz="6" w:space="1" w:color="C9C9C9"/>
-        </w:pBdr>
-      </w:pPr>
-      <w:r>
-        <w:t xml:space="preserve"> </w:t>
-      </w:r>
-    </w:p>
-    <w:p>
-      <w:pPr>
-        <w:spacing w:after="0" w:before="0" w:line="520" w:lineRule="exact"/>
-        <w:keepNext/>
-        <w:keepLines/>
-        <w:pBdr>
-          <w:bottom w:val="single" w:sz="6" w:space="1" w:color="C9C9C9"/>
-        </w:pBdr>
-      </w:pPr>
-      <w:r>
-        <w:t xml:space="preserve"> </w:t>
-      </w:r>
-    </w:p>
-    <w:p>
-      <w:pPr>
-        <w:spacing w:after="0" w:before="0" w:line="520" w:lineRule="exact"/>
-        <w:keepNext w:val="0"/>
-        <w:keepLines/>
-        <w:pBdr>
-          <w:bottom w:val="single" w:sz="6" w:space="1" w:color="C9C9C9"/>
-        </w:pBdr>
-      </w:pPr>
-      <w:r>
-        <w:t xml:space="preserve"> </w:t>
-      </w:r>
-    </w:p>
-    <w:p>
-      <w:pPr>
-        <w:keepNext/>
-        <w:keepLines/>
-      </w:pPr>
-      <w:r>
-        <w:rPr>
-          <w:b/>
-        </w:rPr>
-        <w:t>Why was it wrong? Why does your fix work?</w:t>
+        <w:t>Fix it. Say why it crashed:</w:t>
       </w:r>
     </w:p>
     <w:p>
@@ -953,7 +522,7 @@
           <w:color w:val="1A4D2E"/>
           <w:sz w:val="30"/>
         </w:rPr>
-        <w:t>3 · Tell Me What You Built 📸</w:t>
+        <w:t>4 · Write a Chat Command ✏️</w:t>
       </w:r>
     </w:p>
     <w:p>
@@ -962,25 +531,18 @@
         <w:keepLines/>
       </w:pPr>
       <w:r>
-        <w:t xml:space="preserve">Now switch to your homework world. Use a </w:t>
+        <w:t xml:space="preserve">Make </w:t>
       </w:r>
       <w:r>
         <w:rPr>
-          <w:b/>
+          <w:rFonts w:ascii="Consolas" w:hAnsi="Consolas" w:cs="Consolas"/>
+          <w:sz w:val="21"/>
+          <w:shd w:val="clear" w:fill="EEEEEE"/>
         </w:rPr>
-        <w:t>while loop</w:t>
+        <w:t>go</w:t>
       </w:r>
       <w:r>
-        <w:t xml:space="preserve"> to move the agent from the start of the straight maze all the way to the wall. When you finish, come back here.</w:t>
-      </w:r>
-    </w:p>
-    <w:p>
-      <w:pPr>
-        <w:keepNext/>
-        <w:keepLines/>
-      </w:pPr>
-      <w:r>
-        <w:t>Send a photo or video of the agent reaching the wall, then explain what you did. Use these sentence starters — write 4 to 6 sentences total.</w:t>
+        <w:t xml:space="preserve"> move the agent forward until a wall.</w:t>
       </w:r>
     </w:p>
     <w:p>
@@ -995,82 +557,75 @@
           <w:i/>
           <w:color w:val="444444"/>
         </w:rPr>
-        <w:t>First, I read the maze and noticed …</w:t>
+        <w:t xml:space="preserve">Use </w:t>
       </w:r>
-    </w:p>
-    <w:p>
-      <w:pPr>
-        <w:keepNext/>
-        <w:keepLines/>
-        <w:spacing w:after="60"/>
-        <w:ind w:left="504"/>
-      </w:pPr>
+      <w:r>
+        <w:rPr>
+          <w:rFonts w:ascii="Consolas" w:hAnsi="Consolas" w:cs="Consolas"/>
+          <w:i/>
+          <w:color w:val="444444"/>
+          <w:sz w:val="21"/>
+          <w:shd w:val="clear" w:fill="EEEEEE"/>
+        </w:rPr>
+        <w:t>player.on_chat</w:t>
+      </w:r>
       <w:r>
         <w:rPr>
           <w:i/>
           <w:color w:val="444444"/>
         </w:rPr>
-        <w:t>My while loop checked …</w:t>
+        <w:t xml:space="preserve">, </w:t>
       </w:r>
-    </w:p>
-    <w:p>
-      <w:pPr>
-        <w:keepNext/>
-        <w:keepLines/>
-        <w:spacing w:after="60"/>
-        <w:ind w:left="504"/>
-      </w:pPr>
+      <w:r>
+        <w:rPr>
+          <w:rFonts w:ascii="Consolas" w:hAnsi="Consolas" w:cs="Consolas"/>
+          <w:i/>
+          <w:color w:val="444444"/>
+          <w:sz w:val="21"/>
+          <w:shd w:val="clear" w:fill="EEEEEE"/>
+        </w:rPr>
+        <w:t>while</w:t>
+      </w:r>
       <w:r>
         <w:rPr>
           <w:i/>
           <w:color w:val="444444"/>
         </w:rPr>
-        <w:t>The agent stopped because …</w:t>
+        <w:t xml:space="preserve">, </w:t>
       </w:r>
-    </w:p>
-    <w:p>
-      <w:pPr>
-        <w:keepNext/>
-        <w:keepLines/>
-        <w:spacing w:after="60"/>
-        <w:ind w:left="504"/>
-      </w:pPr>
+      <w:r>
+        <w:rPr>
+          <w:rFonts w:ascii="Consolas" w:hAnsi="Consolas" w:cs="Consolas"/>
+          <w:i/>
+          <w:color w:val="444444"/>
+          <w:sz w:val="21"/>
+          <w:shd w:val="clear" w:fill="EEEEEE"/>
+        </w:rPr>
+        <w:t>agent.detect</w:t>
+      </w:r>
       <w:r>
         <w:rPr>
           <w:i/>
           <w:color w:val="444444"/>
         </w:rPr>
-        <w:t>The hardest part was …</w:t>
+        <w:t xml:space="preserve">, </w:t>
       </w:r>
-    </w:p>
-    <w:p>
-      <w:pPr>
-        <w:keepNext/>
-        <w:keepLines/>
-        <w:spacing w:after="60"/>
-        <w:ind w:left="504"/>
-      </w:pPr>
+      <w:r>
+        <w:rPr>
+          <w:rFonts w:ascii="Consolas" w:hAnsi="Consolas" w:cs="Consolas"/>
+          <w:i/>
+          <w:color w:val="444444"/>
+          <w:sz w:val="21"/>
+          <w:shd w:val="clear" w:fill="EEEEEE"/>
+        </w:rPr>
+        <w:t>agent.move</w:t>
+      </w:r>
       <w:r>
         <w:rPr>
           <w:i/>
           <w:color w:val="444444"/>
         </w:rPr>
-        <w:t>To fix it, I …</w:t>
-      </w:r>
-    </w:p>
-    <w:p>
-      <w:pPr>
-        <w:keepNext/>
-        <w:keepLines/>
-        <w:spacing w:after="60"/>
-        <w:ind w:left="504"/>
-      </w:pPr>
-      <w:r>
-        <w:rPr>
-          <w:i/>
-          <w:color w:val="444444"/>
-        </w:rPr>
-        <w:t>A while loop is useful because …</w:t>
+        <w:t>.</w:t>
       </w:r>
     </w:p>
     <w:p>
@@ -1110,6 +665,44 @@
       </w:pPr>
       <w:r>
         <w:t xml:space="preserve"> </w:t>
+      </w:r>
+    </w:p>
+    <w:p>
+      <w:pPr>
+        <w:spacing w:after="0" w:before="0" w:line="520" w:lineRule="exact"/>
+        <w:keepNext w:val="0"/>
+        <w:keepLines/>
+        <w:pBdr>
+          <w:bottom w:val="single" w:sz="6" w:space="1" w:color="C9C9C9"/>
+        </w:pBdr>
+      </w:pPr>
+      <w:r>
+        <w:t xml:space="preserve"> </w:t>
+      </w:r>
+    </w:p>
+    <w:p>
+      <w:pPr>
+        <w:keepNext/>
+        <w:keepLines/>
+        <w:pageBreakBefore/>
+        <w:spacing w:before="40" w:after="120"/>
+      </w:pPr>
+      <w:r>
+        <w:rPr>
+          <w:b/>
+          <w:color w:val="1A4D2E"/>
+          <w:sz w:val="30"/>
+        </w:rPr>
+        <w:t>5 · Loop, Turn, Loop ✏️</w:t>
+      </w:r>
+    </w:p>
+    <w:p>
+      <w:pPr>
+        <w:keepNext/>
+        <w:keepLines/>
+      </w:pPr>
+      <w:r>
+        <w:t>Move to the wall, turn right, then move to the next wall.</w:t>
       </w:r>
     </w:p>
     <w:p>
@@ -1242,7 +835,7 @@
           <w:color w:val="1A4D2E"/>
           <w:sz w:val="30"/>
         </w:rPr>
-        <w:t>4 · Record Your Walkthrough 🎥</w:t>
+        <w:t>6 · Finish the Maze 📸</w:t>
       </w:r>
     </w:p>
     <w:p>
@@ -1251,7 +844,250 @@
         <w:keepLines/>
       </w:pPr>
       <w:r>
-        <w:t xml:space="preserve">Now take a video on your phone (or a parent's phone) while the agent runs the maze. Talk through it like you are teaching someone who has never seen it. Try to use these words: </w:t>
+        <w:t>Open your homework world. Use a while loop to drive the agent down the straight maze to the wall.</w:t>
+      </w:r>
+    </w:p>
+    <w:p>
+      <w:pPr>
+        <w:keepNext/>
+        <w:keepLines/>
+      </w:pPr>
+      <w:r>
+        <w:t>Send a photo OR video of the agent at the wall. Then write 4-6 sentences.</w:t>
+      </w:r>
+    </w:p>
+    <w:p>
+      <w:pPr>
+        <w:keepNext/>
+        <w:keepLines/>
+        <w:spacing w:after="60"/>
+        <w:ind w:left="504"/>
+      </w:pPr>
+      <w:r>
+        <w:rPr>
+          <w:i/>
+          <w:color w:val="444444"/>
+        </w:rPr>
+        <w:t>First, I read the maze and saw …</w:t>
+      </w:r>
+    </w:p>
+    <w:p>
+      <w:pPr>
+        <w:keepNext/>
+        <w:keepLines/>
+        <w:spacing w:after="60"/>
+        <w:ind w:left="504"/>
+      </w:pPr>
+      <w:r>
+        <w:rPr>
+          <w:i/>
+          <w:color w:val="444444"/>
+        </w:rPr>
+        <w:t>My loop checked …</w:t>
+      </w:r>
+    </w:p>
+    <w:p>
+      <w:pPr>
+        <w:keepNext/>
+        <w:keepLines/>
+        <w:spacing w:after="60"/>
+        <w:ind w:left="504"/>
+      </w:pPr>
+      <w:r>
+        <w:rPr>
+          <w:i/>
+          <w:color w:val="444444"/>
+        </w:rPr>
+        <w:t>The agent stopped because …</w:t>
+      </w:r>
+    </w:p>
+    <w:p>
+      <w:pPr>
+        <w:keepNext/>
+        <w:keepLines/>
+        <w:spacing w:after="60"/>
+        <w:ind w:left="504"/>
+      </w:pPr>
+      <w:r>
+        <w:rPr>
+          <w:i/>
+          <w:color w:val="444444"/>
+        </w:rPr>
+        <w:t>The hard part was …</w:t>
+      </w:r>
+    </w:p>
+    <w:p>
+      <w:pPr>
+        <w:keepNext/>
+        <w:keepLines/>
+        <w:spacing w:after="60"/>
+        <w:ind w:left="504"/>
+      </w:pPr>
+      <w:r>
+        <w:rPr>
+          <w:i/>
+          <w:color w:val="444444"/>
+        </w:rPr>
+        <w:t xml:space="preserve">A while loop beats many </w:t>
+      </w:r>
+      <w:r>
+        <w:rPr>
+          <w:rFonts w:ascii="Consolas" w:hAnsi="Consolas" w:cs="Consolas"/>
+          <w:i/>
+          <w:color w:val="444444"/>
+          <w:sz w:val="21"/>
+          <w:shd w:val="clear" w:fill="EEEEEE"/>
+        </w:rPr>
+        <w:t>move</w:t>
+      </w:r>
+      <w:r>
+        <w:rPr>
+          <w:i/>
+          <w:color w:val="444444"/>
+        </w:rPr>
+        <w:t xml:space="preserve"> lines because …</w:t>
+      </w:r>
+    </w:p>
+    <w:p>
+      <w:pPr>
+        <w:spacing w:after="0" w:before="0" w:line="520" w:lineRule="exact"/>
+        <w:keepNext/>
+        <w:keepLines/>
+        <w:pBdr>
+          <w:bottom w:val="single" w:sz="6" w:space="1" w:color="C9C9C9"/>
+        </w:pBdr>
+      </w:pPr>
+      <w:r>
+        <w:t xml:space="preserve"> </w:t>
+      </w:r>
+    </w:p>
+    <w:p>
+      <w:pPr>
+        <w:spacing w:after="0" w:before="0" w:line="520" w:lineRule="exact"/>
+        <w:keepNext/>
+        <w:keepLines/>
+        <w:pBdr>
+          <w:bottom w:val="single" w:sz="6" w:space="1" w:color="C9C9C9"/>
+        </w:pBdr>
+      </w:pPr>
+      <w:r>
+        <w:t xml:space="preserve"> </w:t>
+      </w:r>
+    </w:p>
+    <w:p>
+      <w:pPr>
+        <w:spacing w:after="0" w:before="0" w:line="520" w:lineRule="exact"/>
+        <w:keepNext/>
+        <w:keepLines/>
+        <w:pBdr>
+          <w:bottom w:val="single" w:sz="6" w:space="1" w:color="C9C9C9"/>
+        </w:pBdr>
+      </w:pPr>
+      <w:r>
+        <w:t xml:space="preserve"> </w:t>
+      </w:r>
+    </w:p>
+    <w:p>
+      <w:pPr>
+        <w:spacing w:after="0" w:before="0" w:line="520" w:lineRule="exact"/>
+        <w:keepNext/>
+        <w:keepLines/>
+        <w:pBdr>
+          <w:bottom w:val="single" w:sz="6" w:space="1" w:color="C9C9C9"/>
+        </w:pBdr>
+      </w:pPr>
+      <w:r>
+        <w:t xml:space="preserve"> </w:t>
+      </w:r>
+    </w:p>
+    <w:p>
+      <w:pPr>
+        <w:spacing w:after="0" w:before="0" w:line="520" w:lineRule="exact"/>
+        <w:keepNext/>
+        <w:keepLines/>
+        <w:pBdr>
+          <w:bottom w:val="single" w:sz="6" w:space="1" w:color="C9C9C9"/>
+        </w:pBdr>
+      </w:pPr>
+      <w:r>
+        <w:t xml:space="preserve"> </w:t>
+      </w:r>
+    </w:p>
+    <w:p>
+      <w:pPr>
+        <w:spacing w:after="0" w:before="0" w:line="520" w:lineRule="exact"/>
+        <w:keepNext/>
+        <w:keepLines/>
+        <w:pBdr>
+          <w:bottom w:val="single" w:sz="6" w:space="1" w:color="C9C9C9"/>
+        </w:pBdr>
+      </w:pPr>
+      <w:r>
+        <w:t xml:space="preserve"> </w:t>
+      </w:r>
+    </w:p>
+    <w:p>
+      <w:pPr>
+        <w:spacing w:after="0" w:before="0" w:line="520" w:lineRule="exact"/>
+        <w:keepNext/>
+        <w:keepLines/>
+        <w:pBdr>
+          <w:bottom w:val="single" w:sz="6" w:space="1" w:color="C9C9C9"/>
+        </w:pBdr>
+      </w:pPr>
+      <w:r>
+        <w:t xml:space="preserve"> </w:t>
+      </w:r>
+    </w:p>
+    <w:p>
+      <w:pPr>
+        <w:spacing w:after="0" w:before="0" w:line="520" w:lineRule="exact"/>
+        <w:keepNext/>
+        <w:keepLines/>
+        <w:pBdr>
+          <w:bottom w:val="single" w:sz="6" w:space="1" w:color="C9C9C9"/>
+        </w:pBdr>
+      </w:pPr>
+      <w:r>
+        <w:t xml:space="preserve"> </w:t>
+      </w:r>
+    </w:p>
+    <w:p>
+      <w:pPr>
+        <w:spacing w:after="0" w:before="0" w:line="520" w:lineRule="exact"/>
+        <w:keepNext w:val="0"/>
+        <w:keepLines/>
+        <w:pBdr>
+          <w:bottom w:val="single" w:sz="6" w:space="1" w:color="C9C9C9"/>
+        </w:pBdr>
+      </w:pPr>
+      <w:r>
+        <w:t xml:space="preserve"> </w:t>
+      </w:r>
+    </w:p>
+    <w:p>
+      <w:pPr>
+        <w:keepNext/>
+        <w:keepLines/>
+        <w:pageBreakBefore/>
+        <w:spacing w:before="40" w:after="120"/>
+      </w:pPr>
+      <w:r>
+        <w:rPr>
+          <w:b/>
+          <w:color w:val="1A4D2E"/>
+          <w:sz w:val="30"/>
+        </w:rPr>
+        <w:t>7 · Narrate Your Walkthrough 🎥</w:t>
+      </w:r>
+    </w:p>
+    <w:p>
+      <w:pPr>
+        <w:keepNext/>
+        <w:keepLines/>
+      </w:pPr>
+      <w:r>
+        <w:t xml:space="preserve">Record on a phone while the agent runs. Teach it like the viewer is new. Use: </w:t>
       </w:r>
       <w:r>
         <w:rPr>
@@ -1307,7 +1143,7 @@
         <w:ind w:left="864"/>
       </w:pPr>
       <w:r>
-        <w:t>1.  Show the start of the maze, then run your code.</w:t>
+        <w:t>1.  Show the start. Run your code.</w:t>
       </w:r>
     </w:p>
     <w:p>
@@ -1318,7 +1154,7 @@
         <w:ind w:left="864"/>
       </w:pPr>
       <w:r>
-        <w:t>2.  Read your while loop out loud and say what makes it stop.</w:t>
+        <w:t>2.  Read your loop. Say what makes it stop.</w:t>
       </w:r>
     </w:p>
     <w:p>
@@ -1329,7 +1165,7 @@
         <w:ind w:left="864"/>
       </w:pPr>
       <w:r>
-        <w:t>3.  Show one bug you hit and how you fixed it.</w:t>
+        <w:t>3.  Show one bug and your fix.</w:t>
       </w:r>
     </w:p>
     <w:p>
@@ -1340,7 +1176,7 @@
         <w:ind w:left="864"/>
       </w:pPr>
       <w:r>
-        <w:t xml:space="preserve">4.  Say why a while loop is better than writing </w:t>
+        <w:t xml:space="preserve">4.  Say why a loop beats many </w:t>
       </w:r>
       <w:r>
         <w:rPr>
@@ -1348,10 +1184,10 @@
           <w:sz w:val="21"/>
           <w:shd w:val="clear" w:fill="EEEEEE"/>
         </w:rPr>
-        <w:t>move forward</w:t>
+        <w:t>move</w:t>
       </w:r>
       <w:r>
-        <w:t xml:space="preserve"> many times.</w:t>
+        <w:t xml:space="preserve"> lines.</w:t>
       </w:r>
     </w:p>
     <w:p>
@@ -1363,49 +1199,7 @@
         <w:rPr>
           <w:b/>
         </w:rPr>
-        <w:t>Write what you will say in your video.</w:t>
-      </w:r>
-      <w:r>
-        <w:t xml:space="preserve"> Use the space below to plan it before you record — you can read from it while filming.</w:t>
-      </w:r>
-    </w:p>
-    <w:p>
-      <w:pPr>
-        <w:spacing w:after="0" w:before="0" w:line="520" w:lineRule="exact"/>
-        <w:keepNext/>
-        <w:keepLines/>
-        <w:pBdr>
-          <w:bottom w:val="single" w:sz="6" w:space="1" w:color="C9C9C9"/>
-        </w:pBdr>
-      </w:pPr>
-      <w:r>
-        <w:t xml:space="preserve"> </w:t>
-      </w:r>
-    </w:p>
-    <w:p>
-      <w:pPr>
-        <w:spacing w:after="0" w:before="0" w:line="520" w:lineRule="exact"/>
-        <w:keepNext/>
-        <w:keepLines/>
-        <w:pBdr>
-          <w:bottom w:val="single" w:sz="6" w:space="1" w:color="C9C9C9"/>
-        </w:pBdr>
-      </w:pPr>
-      <w:r>
-        <w:t xml:space="preserve"> </w:t>
-      </w:r>
-    </w:p>
-    <w:p>
-      <w:pPr>
-        <w:spacing w:after="0" w:before="0" w:line="520" w:lineRule="exact"/>
-        <w:keepNext/>
-        <w:keepLines/>
-        <w:pBdr>
-          <w:bottom w:val="single" w:sz="6" w:space="1" w:color="C9C9C9"/>
-        </w:pBdr>
-      </w:pPr>
-      <w:r>
-        <w:t xml:space="preserve"> </w:t>
+        <w:t>Plan your words:</w:t>
       </w:r>
     </w:p>
     <w:p>
